--- a/testakten/fluggastrechte-familie-braeutigam/Vollmacht_handschriftlich_Sebastian_Bräutigam.docx
+++ b/testakten/fluggastrechte-familie-braeutigam/Vollmacht_handschriftlich_Sebastian_Bräutigam.docx
@@ -697,7 +697,6 @@
           <w:sz w:val="18"/>
           <w:szCs w:val="18"/>
         </w:rPr>
-        <w:t xml:space="preserve">ACHTUNG: Alle Angaben in diesem Dokument sind fiktiv. Testakte zum Plugin fluggastrechte.</w:t>
       </w:r>
     </w:p>
     <w:sectPr>
